--- a/standard/wis2-topic-hierarchy-STABLE.docx
+++ b/standard/wis2-topic-hierarchy-STABLE.docx
@@ -27,7 +27,7 @@
         <w:pStyle w:val="Date"/>
       </w:pPr>
       <w:r>
-        <w:t xml:space="preserve">2026-02-09</w:t>
+        <w:t xml:space="preserve">2026-03-13</w:t>
       </w:r>
     </w:p>
     <w:p>
@@ -107,6 +107,19 @@
             </w:pPr>
             <w:r>
               <w:t xml:space="preserve">Document status: STABLE</w:t>
+            </w:r>
+          </w:p>
+        </w:tc>
+      </w:tr>
+      <w:tr>
+        <w:tc>
+          <w:tcPr/>
+          <w:p>
+            <w:pPr>
+              <w:jc w:val="left"/>
+            </w:pPr>
+            <w:r>
+              <w:t xml:space="preserve">Revision history: see &lt;&lt;_revision_history,Annex D&gt;</w:t>
             </w:r>
           </w:p>
         </w:tc>

--- a/standard/wis2-topic-hierarchy-STABLE.docx
+++ b/standard/wis2-topic-hierarchy-STABLE.docx
@@ -27,7 +27,7 @@
         <w:pStyle w:val="Date"/>
       </w:pPr>
       <w:r>
-        <w:t xml:space="preserve">2026-03-13</w:t>
+        <w:t xml:space="preserve">2026-05-20</w:t>
       </w:r>
     </w:p>
     <w:p>
@@ -1775,7 +1775,7 @@
         <w:pStyle w:val="BodyText"/>
       </w:pPr>
       <w:r>
-        <w:t xml:space="preserve">The sub-discipline topics are proposed by domain experts and user communities. These levels are a hierarchical representation of the datase, and the number of levels in this part may vary according to the requirements of various domains.</w:t>
+        <w:t xml:space="preserve">The sub-discipline topics are proposed by domain experts and user communities. These levels are a hierarchical representation of the dataset, and the number of levels in this part may vary according to the requirements of various domains.</w:t>
       </w:r>
     </w:p>
     <w:p>

--- a/standard/wis2-topic-hierarchy-STABLE.docx
+++ b/standard/wis2-topic-hierarchy-STABLE.docx
@@ -27,7 +27,7 @@
         <w:pStyle w:val="Date"/>
       </w:pPr>
       <w:r>
-        <w:t xml:space="preserve">2026-05-20</w:t>
+        <w:t xml:space="preserve">2026-06-17</w:t>
       </w:r>
     </w:p>
     <w:p>
@@ -80,20 +80,20 @@
               <w:jc w:val="left"/>
             </w:pPr>
             <w:r>
-              <w:t xml:space="preserve">Date: 2026-02-13</w:t>
-            </w:r>
-          </w:p>
-        </w:tc>
-      </w:tr>
-      <w:tr>
-        <w:tc>
-          <w:tcPr/>
-          <w:p>
-            <w:pPr>
-              <w:jc w:val="left"/>
-            </w:pPr>
-            <w:r>
-              <w:t xml:space="preserve">Version: 1.2.0</w:t>
+              <w:t xml:space="preserve">Date: 2026-06-15</w:t>
+            </w:r>
+          </w:p>
+        </w:tc>
+      </w:tr>
+      <w:tr>
+        <w:tc>
+          <w:tcPr/>
+          <w:p>
+            <w:pPr>
+              <w:jc w:val="left"/>
+            </w:pPr>
+            <w:r>
+              <w:t xml:space="preserve">Version: 1.3.0</w:t>
             </w:r>
           </w:p>
         </w:tc>
@@ -5425,7 +5425,7 @@
       </w:r>
     </w:p>
     <w:bookmarkEnd w:id="114"/>
-    <w:bookmarkStart w:id="117" w:name="X7704236ba72ed8cc2b9a9e238d27c640b9b6528"/>
+    <w:bookmarkStart w:id="118" w:name="X7704236ba72ed8cc2b9a9e238d27c640b9b6528"/>
     <w:p>
       <w:pPr>
         <w:pStyle w:val="Heading1"/>
@@ -5706,8 +5706,76 @@
           </w:p>
         </w:tc>
       </w:tr>
+      <w:tr>
+        <w:tc>
+          <w:tcPr/>
+          <w:p>
+            <w:pPr>
+              <w:jc w:val="left"/>
+            </w:pPr>
+            <w:r>
+              <w:t xml:space="preserve">June 2026</w:t>
+            </w:r>
+          </w:p>
+        </w:tc>
+        <w:tc>
+          <w:tcPr/>
+          <w:p>
+            <w:pPr>
+              <w:jc w:val="left"/>
+            </w:pPr>
+            <w:r>
+              <w:t xml:space="preserve">1.3.0</w:t>
+            </w:r>
+          </w:p>
+        </w:tc>
+        <w:tc>
+          <w:tcPr/>
+          <w:p>
+            <w:pPr>
+              <w:jc w:val="left"/>
+            </w:pPr>
+            <w:r>
+              <w:t xml:space="preserve">ET-Metadata</w:t>
+            </w:r>
+          </w:p>
+        </w:tc>
+        <w:tc>
+          <w:tcPr/>
+          <w:p>
+            <w:pPr>
+              <w:jc w:val="left"/>
+            </w:pPr>
+            <w:r>
+              <w:t xml:space="preserve">Clause 7 (</w:t>
+            </w:r>
+            <w:hyperlink r:id="rId117">
+              <w:r>
+                <w:rPr>
+                  <w:rStyle w:val="Hyperlink"/>
+                </w:rPr>
+                <w:t xml:space="preserve">See GitHub</w:t>
+              </w:r>
+            </w:hyperlink>
+            <w:r>
+              <w:t xml:space="preserve">)</w:t>
+            </w:r>
+          </w:p>
+        </w:tc>
+        <w:tc>
+          <w:tcPr/>
+          <w:p>
+            <w:pPr>
+              <w:jc w:val="left"/>
+            </w:pPr>
+            <w:r>
+              <w:t xml:space="preserve">Fast-track 2026-1</w:t>
+            </w:r>
+          </w:p>
+        </w:tc>
+      </w:tr>
     </w:tbl>
-    <w:bookmarkEnd w:id="117"/>
+    <w:bookmarkEnd w:id="118"/>
     <w:sectPr/>
   </w:body>
 </w:document>

--- a/standard/wis2-topic-hierarchy-STABLE.docx
+++ b/standard/wis2-topic-hierarchy-STABLE.docx
@@ -119,8 +119,19 @@
               <w:jc w:val="left"/>
             </w:pPr>
             <w:r>
-              <w:t xml:space="preserve">Revision history: see &lt;&lt;_revision_history,Annex D&gt;</w:t>
-            </w:r>
+              <w:t xml:space="preserve">Revision history: see</w:t>
+            </w:r>
+            <w:r>
+              <w:t xml:space="preserve"> </w:t>
+            </w:r>
+            <w:hyperlink w:anchor="X7704236ba72ed8cc2b9a9e238d27c640b9b6528">
+              <w:r>
+                <w:rPr>
+                  <w:rStyle w:val="Hyperlink"/>
+                </w:rPr>
+                <w:t xml:space="preserve">Annex D</w:t>
+              </w:r>
+            </w:hyperlink>
           </w:p>
         </w:tc>
       </w:tr>
